--- a/zht/docx/02.content.docx
+++ b/zht/docx/02.content.docx
@@ -136,13 +136,6 @@
         <w:rPr>
           <w:lang w:val="zh_TW" w:bidi="zh_TW"/>
         </w:rPr>
-      </w:r>
-      <w:r>
-        <w:rPr>
-          <w:i/>
-          <w:lang w:val="zh_TW" w:bidi="zh_TW"/>
-        </w:rPr>
-        <w:t>出埃及記 1:1, 出埃及記 1:5, 出埃及記 1:8, 出埃及記 1:8 (#2), 出埃及記 1:11, 出埃及記 1:12, 出埃及記 1:16, 出埃及記 1:17, 出埃及記 1:19, 出埃及記 1:22, 出埃及記 2:2, 出埃及記 2:3, 出埃及記 2:4, 出埃及記 2:5, 出埃及記 2:7–8, 出埃及記 2:10, 出埃及記 2:12, 出埃及記 2:13, 出埃及記 2:15, 出埃及記 2:17, 出埃及記 2:24, 出埃及記 3:1, 出埃及記 3:2, 出埃及記 3:4, 出埃及記 3:5, 出埃及記 3:8, 出埃及記 3:10, 出埃及記 3:12, 出埃及記 3:14, 出埃及記 3:18, 出埃及記 3:19, 出埃及記 4:2, 出埃及記 4:4, 出埃及記 4:4 (#2), 出埃及記 4:6, 出埃及記 4:12, 出埃及記 4:14, 出埃及記 4:16, 出埃及記 4:19, 出埃及記 4:21, 出埃及記 4:22–23, 出埃及記 4:24, 出埃及記 4:27, 出埃及記 4:30, 出埃及記 5:1, 出埃及記 5:3, 出埃及記 5:6–7, 出埃及記 5:11, 出埃及記 5:14, 出埃及記 5:15–16, 出埃及記 5:20, 出埃及記 5:22, 出埃及記 6:1, 出埃及記 6:2, 出埃及記 6:5, 出埃及記 6:8, 出埃及記 6:12, 出埃及記 6:18, 出埃及記 6:20, 出埃及記 6:23, 出埃及記 6:26, 出埃及記 7:1, 出埃及記 7:3, 出埃及記 7:5, 出埃及記 7:9, 出埃及記 7:11, 出埃及記 7:15, 出埃及記 7:17, 出埃及記 7:19, 出埃及記 7:22, 出埃及記 7:24, 出埃及記 8:2, 出埃及記 8:3, 出埃及記 8:6, 出埃及記 8:9, 出埃及記 8:15, 出埃及記 8:17, 出埃及記 8:18, 出埃及記 8:21, 出埃及記 8:22, 出埃及記 8:25–26, 出埃及記 8:32, 出埃及記 9:3, 出埃及記 9:7, 出埃及記 9:8–9, 出埃及記 9:11, 出埃及記 9:15–16, 出埃及記 9:19, 出埃及記 9:20, 出埃及記 9:25, 出埃及記 9:27, 出埃及記 9:32, 出埃及記 10:1–2, 出埃及記 10:5, 出埃及記 10:9–11, 出埃及記 10:13, 出埃及記 10:16, 出埃及記 10:19, 出埃及記 10:22, 出埃及記 10:24, 出埃及記 10:28, 出埃及記 11:1–2, 出埃及記 11:3, 出埃及記 11:5, 出埃及記 11:6, 出埃及記 12:3, 出埃及記 12:4, 出埃及記 12:6, 出埃及記 12:8, 出埃及記 12:10, 出埃及記 12:13, 出埃及記 12:15, 出埃及記 12:16, 出埃及記 12:18, 出埃及記 12:22, 出埃及記 12:23, 出埃及記 12:26–27, 出埃及記 12:30, 出埃及記 12:35, 出埃及記 12:39, 出埃及記 12:41, 出埃及記 12:43, 出埃及記 12:48, 出埃及記 13:1–2, 出埃及記 13:4, 出埃及記 13:9, 出埃及記 13:13, 出埃及記 13:17, 出埃及記 13:19, 出埃及記 13:21, 出埃及記 14:5, 出埃及記 14:9, 出埃及記 14:12, 出埃及記 14:14, 出埃及記 14:17, 出埃及記 14:20, 出埃及記 14:21, 出埃及記 14:24, 出埃及記 14:28, 出埃及記 14:31, 出埃及記 15:1, 出埃及記 15:5, 出埃及記 15:8, 出埃及記 15:13, 出埃及記 15:14, 出埃及記 15:17, 出埃及記 15:20, 出埃及記 15:23, 出埃及記 15:25, 出埃及記 16:1, 出埃及記 16:3, 出埃及記 16:4, 出埃及記 16:8, 出埃及記 16:10, 出埃及記 16:14–15, 出埃及記 16:18, 出埃及記 16:20, 出埃及記 16:22, 出埃及記 16:24, 出埃及記 16:27, 出埃及記 16:29, 出埃及記 16:31, 出埃及記 16:32, 出埃及記 16:33–34, 出埃及記 16:35, 出埃及記 17:1–3, 出埃及記 17:4, 出埃及記 17:6, 出埃及記 17:9, 出埃及記 17:11, 出埃及記 17:12, 出埃及記 17:14, 出埃及記 18:1, 出埃及記 18:2–4, 出埃及記 18:6, 出埃及記 18:7, 出埃及記 18:9, 出埃及記 18:11, 出埃及記 18:12, 出埃及記 18:13, 出埃及記 18:15–16, 出埃及記 18:17–18, 出埃及記 18:21, 出埃及記 18:22, 出埃及記 19:1, 出埃及記 19:5, 出埃及記 19:9, 出埃及記 19:10, 出埃及記 19:12, 出埃及記 19:13, 出埃及記 19:16, 出埃及記 19:22, 出埃及記 19:24, 出埃及記 20:3, 出埃及記 20:4–5, 出埃及記 20:5, 出埃及記 20:7, 出埃及記 20:8, 出埃及記 20:10, 出埃及記 20:11, 出埃及記 20:12, 出埃及記 20:18, 出埃及記 20:19, 出埃及記 20:25, 出埃及記 21:1, 出埃及記 21:4, 出埃及記 21:6, 出埃及記 21:8, 出埃及記 21:9–11, 出埃及記 21:13, 出埃及記 21:17, 出埃及記 21:18–19, 出埃及記 21:20–21, 出埃及記 21:22, 出埃及記 21:23–25, 出埃及記 21:26–27, 出埃及記 21:29, 出埃及記 21:33–34, 出埃及記 21:35, 出埃及記 22:2–3, 出埃及記 22:3, 出埃及記 22:7–8, 出埃及記 22:10–11, 出埃及記 22:16, 出埃及記 22:21, 出埃及記 22:22–24, 出埃及記 22:26, 出埃及記 22:31, 出埃及記 23:5, 出埃及記 23:8, 出埃及記 23:11, 出埃及記 23:12, 出埃及記 23:15, 出埃及記 23:15 (#2), 出埃及記 23:16, 出埃及記 23:18, 出埃及記 23:21, 出埃及記 23:24, 出埃及記 23:29, 出埃及記 23:33, 出埃及記 24:1, 出埃及記 24:4, 出埃及記 24:5–6, 出埃及記 24:8, 出埃及記 24:9–10, 出埃及記 24:12, 出埃及記 24:14, 出埃及記 24:17, 出埃及記 25:2, 出埃及記 25:7, 出埃及記 25:8, 出埃及記 25:10–11, 出埃及記 25:14, 出埃及記 25:15, 出埃及記 25:20, 出埃及記 25:22, 出埃及記 25:23–24, 出埃及記 25:27, 出埃及記 25:29, 出埃及記 25:31–32, 出埃及記 25:33–34, 出埃及記 25:35, 出埃及記 25:39, 出埃及記 26:1, 出埃及記 26:5, 出埃及記 26:7, 出埃及記 26:12, 出埃及記 26:17, 出埃及記 26:19, 出埃及記 26:30, 出埃及記 26:33, 出埃及記 26:35, 出埃及記 27:2, 出埃及記 27:3, 出埃及記 27:9, 出埃及記 27:19, 出埃及記 27:21, 出埃及記 28:1, 出埃及記 28:5, 出埃及記 28:9, 出埃及記 28:10, 出埃及記 28:12, 出埃及記 28:15–16, 出埃及記 28:17, 出埃及記 28:20, 出埃及記 28:24, 出埃及記 28:28, 出埃及記 28:30, 出埃及記 28:31–32, 出埃及記 28:35, 出埃及記 28:36–38, 出埃及記 28:40, 出埃及記 28:42, 出埃及記 29:1–2, 出埃及記 29:4, 出埃及記 29:9, 出埃及記 29:13, 出埃及記 29:18, 出埃及記 29:20, 出埃及記 29:21, 出埃及記 29:22, 出埃及記 29:26–28, 出埃及記 29:30, 出埃及記 29:31, 出埃及記 29:37, 出埃及記 29:39, 出埃及記 29:40, 出埃及記 29:42, 出埃及記 29:45, 出埃及記 30:4, 出埃及記 30:6, 出埃及記 30:8–9, 出埃及記 30:10, 出埃及記 30:12, 出埃及記 30:16, 出埃及記 30:18, 出埃及記 30:20, 出埃及記 30:23–25, 出埃及記 30:32, 出埃及記 30:33, 出埃及記 30:38, 出埃及記 31:3–5, 出埃及記 31:6, 出埃及記 31:14, 出埃及記 31:17, 出埃及記 31:18, 出埃及記 32:1, 出埃及記 32:4, 出埃及記 32:6, 出埃及記 32:8, 出埃及記 32:11, 出埃及記 32:14, 出埃及記 32:15, 出埃及記 32:17, 出埃及記 32:19, 出埃及記 32:20, 出埃及記 32:24, 出埃及記 32:25, 出埃及記 32:26, 出埃及記 32:28, 出埃及記 32:29, 出埃及記 32:32, 出埃及記 32:35, 出埃及記 33:2, 出埃及記 33:3, 出埃及記 33:5, 出埃及記 33:9, 出埃及記 33:11, 出埃及記 33:13, 出埃及記 33:16, 出埃及記 33:19, 出埃及記 33:20, 出埃及記 33:23, 出埃及記 34:1, 出埃及記 34:3, 出埃及記 34:5, 出埃及記 34:7, 出埃及記 34:10, 出埃及記 34:12, 出埃及記 34:14, 出埃及記 34:15–16, 出埃及記 34:18, 出埃及記 34:20, 出埃及記 34:21, 出埃及記 34:23, 出埃及記 34:24, 出埃及記 34:26, 出埃及記 34:28, 出埃及記 34:30, 出埃及記 34:33, 出埃及記 34:34, 出埃及記 35:3, 出埃及記 35:5, 出埃及記 35:20, 出埃及記 35:21, 出埃及記 35:27, 出埃及記 35:30, 出埃及記 36:1, 出埃及記 36:3, 出埃及記 36:6, 出埃及記 36:11, 出埃及記 36:13, 出埃及記 36:18, 出埃及記 36:24, 出埃及記 36:33, 出埃及記 36:38, 出埃及記 37:1, 出埃及記 37:5, 出埃及記 37:9, 出埃及記 37:16, 出埃及記 37:19, 出埃及記 37:24, 出埃及記 37:26, 出埃及記 37:29, 出埃及記 38:1, 出埃及記 38:7, 出埃及記 38:8, 出埃及記 38:16, 出埃及記 38:17, 出埃及記 38:21, 出埃及記 38:24, 出埃及記 38:26, 出埃及記 39:5, 出埃及記 39:6, 出埃及記 39:10, 出埃及記 39:17–18, 出埃及記 39:21, 出埃及記 39:22–23, 出埃及記 39:25, 出埃及記 39:30, 出埃及記 39:43, 出埃及記 40:2, 出埃及記 40:3, 出埃及記 40:7, 出埃及記 40:11, 出埃及記 40:20, 出埃及記 40:26, 出埃及記 40:31–32, 出埃及記 40:35, 出埃及記 40:36</w:t>
       </w:r>
       <w:r>
         <w:rPr>

--- a/zht/docx/02.content.docx
+++ b/zht/docx/02.content.docx
@@ -123,19 +123,6 @@
           <w:lang w:val="zh_TW" w:bidi="zh_TW"/>
         </w:rPr>
         <w:t>EXO</w:t>
-      </w:r>
-      <w:r>
-        <w:rPr>
-          <w:lang w:val="zh_TW" w:bidi="zh_TW"/>
-        </w:rPr>
-      </w:r>
-    </w:p>
-    <w:p>
-      <w:pPr/>
-      <w:r>
-        <w:rPr>
-          <w:lang w:val="zh_TW" w:bidi="zh_TW"/>
-        </w:rPr>
       </w:r>
       <w:r>
         <w:rPr>

--- a/zht/docx/02.content.docx
+++ b/zht/docx/02.content.docx
@@ -19,7 +19,7 @@
         <w:rPr>
           <w:lang w:val="zh_TW" w:bidi="zh_TW"/>
         </w:rPr>
-        <w:t>Resource: 翻譯問題 (unfoldingWord)</w:t>
+        <w:t>Resource: unfoldingWord® Translation Questions</w:t>
       </w:r>
       <w:r>
         <w:rPr>
@@ -85,7 +85,7 @@
         <w:rPr>
           <w:lang w:val="zh_TW" w:bidi="zh_TW"/>
         </w:rPr>
-        <w:t>翻譯問題 (unfoldingWord)</w:t>
+        <w:t>unfoldingWord® Translation Questions</w:t>
       </w:r>
     </w:p>
     <w:p>
